--- a/klagomål/A 23935-2025 FSC-klagomål.docx
+++ b/klagomål/A 23935-2025 FSC-klagomål.docx
@@ -825,7 +825,7 @@
     <w:r>
       <w:tab/>
       <w:tab/>
-      <w:t>2026-09-14</w:t>
+      <w:t>2026-09-15</w:t>
       <w:br/>
       <w:br/>
     </w:r>

--- a/klagomål/A 23935-2025 FSC-klagomål.docx
+++ b/klagomål/A 23935-2025 FSC-klagomål.docx
@@ -825,7 +825,7 @@
     <w:r>
       <w:tab/>
       <w:tab/>
-      <w:t>2026-09-15</w:t>
+      <w:t>2026-09-16</w:t>
       <w:br/>
       <w:br/>
     </w:r>

--- a/klagomål/A 23935-2025 FSC-klagomål.docx
+++ b/klagomål/A 23935-2025 FSC-klagomål.docx
@@ -825,7 +825,7 @@
     <w:r>
       <w:tab/>
       <w:tab/>
-      <w:t>2026-09-16</w:t>
+      <w:t>2026-09-17</w:t>
       <w:br/>
       <w:br/>
     </w:r>

--- a/klagomål/A 23935-2025 FSC-klagomål.docx
+++ b/klagomål/A 23935-2025 FSC-klagomål.docx
@@ -825,7 +825,7 @@
     <w:r>
       <w:tab/>
       <w:tab/>
-      <w:t>2026-09-17</w:t>
+      <w:t>2026-09-18</w:t>
       <w:br/>
       <w:br/>
     </w:r>

--- a/klagomål/A 23935-2025 FSC-klagomål.docx
+++ b/klagomål/A 23935-2025 FSC-klagomål.docx
@@ -825,7 +825,7 @@
     <w:r>
       <w:tab/>
       <w:tab/>
-      <w:t>2026-09-18</w:t>
+      <w:t>2026-09-19</w:t>
       <w:br/>
       <w:br/>
     </w:r>

--- a/klagomål/A 23935-2025 FSC-klagomål.docx
+++ b/klagomål/A 23935-2025 FSC-klagomål.docx
@@ -825,7 +825,7 @@
     <w:r>
       <w:tab/>
       <w:tab/>
-      <w:t>2026-09-19</w:t>
+      <w:t>2026-09-21</w:t>
       <w:br/>
       <w:br/>
     </w:r>

--- a/klagomål/A 23935-2025 FSC-klagomål.docx
+++ b/klagomål/A 23935-2025 FSC-klagomål.docx
@@ -825,7 +825,7 @@
     <w:r>
       <w:tab/>
       <w:tab/>
-      <w:t>2026-09-21</w:t>
+      <w:t>2026-09-23</w:t>
       <w:br/>
       <w:br/>
     </w:r>

--- a/klagomål/A 23935-2025 FSC-klagomål.docx
+++ b/klagomål/A 23935-2025 FSC-klagomål.docx
@@ -825,7 +825,7 @@
     <w:r>
       <w:tab/>
       <w:tab/>
-      <w:t>2026-09-23</w:t>
+      <w:t>2026-09-24</w:t>
       <w:br/>
       <w:br/>
     </w:r>

--- a/klagomål/A 23935-2025 FSC-klagomål.docx
+++ b/klagomål/A 23935-2025 FSC-klagomål.docx
@@ -825,7 +825,7 @@
     <w:r>
       <w:tab/>
       <w:tab/>
-      <w:t>2026-09-24</w:t>
+      <w:t>2026-09-25</w:t>
       <w:br/>
       <w:br/>
     </w:r>

--- a/klagomål/A 23935-2025 FSC-klagomål.docx
+++ b/klagomål/A 23935-2025 FSC-klagomål.docx
@@ -825,7 +825,7 @@
     <w:r>
       <w:tab/>
       <w:tab/>
-      <w:t>2026-09-25</w:t>
+      <w:t>2026-09-26</w:t>
       <w:br/>
       <w:br/>
     </w:r>

--- a/klagomål/A 23935-2025 FSC-klagomål.docx
+++ b/klagomål/A 23935-2025 FSC-klagomål.docx
@@ -825,7 +825,7 @@
     <w:r>
       <w:tab/>
       <w:tab/>
-      <w:t>2026-09-26</w:t>
+      <w:t>2026-09-27</w:t>
       <w:br/>
       <w:br/>
     </w:r>

--- a/klagomål/A 23935-2025 FSC-klagomål.docx
+++ b/klagomål/A 23935-2025 FSC-klagomål.docx
@@ -825,7 +825,7 @@
     <w:r>
       <w:tab/>
       <w:tab/>
-      <w:t>2026-09-27</w:t>
+      <w:t>2026-09-28</w:t>
       <w:br/>
       <w:br/>
     </w:r>

--- a/klagomål/A 23935-2025 FSC-klagomål.docx
+++ b/klagomål/A 23935-2025 FSC-klagomål.docx
@@ -825,7 +825,7 @@
     <w:r>
       <w:tab/>
       <w:tab/>
-      <w:t>2026-09-28</w:t>
+      <w:t>2026-09-29</w:t>
       <w:br/>
       <w:br/>
     </w:r>

--- a/klagomål/A 23935-2025 FSC-klagomål.docx
+++ b/klagomål/A 23935-2025 FSC-klagomål.docx
@@ -825,7 +825,7 @@
     <w:r>
       <w:tab/>
       <w:tab/>
-      <w:t>2026-09-29</w:t>
+      <w:t>2026-09-30</w:t>
       <w:br/>
       <w:br/>
     </w:r>

--- a/klagomål/A 23935-2025 FSC-klagomål.docx
+++ b/klagomål/A 23935-2025 FSC-klagomål.docx
@@ -825,7 +825,7 @@
     <w:r>
       <w:tab/>
       <w:tab/>
-      <w:t>2026-09-30</w:t>
+      <w:t>2026-10-01</w:t>
       <w:br/>
       <w:br/>
     </w:r>

--- a/klagomål/A 23935-2025 FSC-klagomål.docx
+++ b/klagomål/A 23935-2025 FSC-klagomål.docx
@@ -825,7 +825,7 @@
     <w:r>
       <w:tab/>
       <w:tab/>
-      <w:t>2026-10-01</w:t>
+      <w:t>2026-10-02</w:t>
       <w:br/>
       <w:br/>
     </w:r>

--- a/klagomål/A 23935-2025 FSC-klagomål.docx
+++ b/klagomål/A 23935-2025 FSC-klagomål.docx
@@ -825,7 +825,7 @@
     <w:r>
       <w:tab/>
       <w:tab/>
-      <w:t>2026-10-02</w:t>
+      <w:t>2026-10-03</w:t>
       <w:br/>
       <w:br/>
     </w:r>

--- a/klagomål/A 23935-2025 FSC-klagomål.docx
+++ b/klagomål/A 23935-2025 FSC-klagomål.docx
@@ -825,7 +825,7 @@
     <w:r>
       <w:tab/>
       <w:tab/>
-      <w:t>2026-10-03</w:t>
+      <w:t>2026-10-04</w:t>
       <w:br/>
       <w:br/>
     </w:r>

--- a/klagomål/A 23935-2025 FSC-klagomål.docx
+++ b/klagomål/A 23935-2025 FSC-klagomål.docx
@@ -825,7 +825,7 @@
     <w:r>
       <w:tab/>
       <w:tab/>
-      <w:t>2026-10-04</w:t>
+      <w:t>2026-10-05</w:t>
       <w:br/>
       <w:br/>
     </w:r>

--- a/klagomål/A 23935-2025 FSC-klagomål.docx
+++ b/klagomål/A 23935-2025 FSC-klagomål.docx
@@ -825,7 +825,7 @@
     <w:r>
       <w:tab/>
       <w:tab/>
-      <w:t>2026-10-05</w:t>
+      <w:t>2026-10-06</w:t>
       <w:br/>
       <w:br/>
     </w:r>

--- a/klagomål/A 23935-2025 FSC-klagomål.docx
+++ b/klagomål/A 23935-2025 FSC-klagomål.docx
@@ -825,7 +825,7 @@
     <w:r>
       <w:tab/>
       <w:tab/>
-      <w:t>2026-10-06</w:t>
+      <w:t>2026-10-07</w:t>
       <w:br/>
       <w:br/>
     </w:r>

--- a/klagomål/A 23935-2025 FSC-klagomål.docx
+++ b/klagomål/A 23935-2025 FSC-klagomål.docx
@@ -825,7 +825,7 @@
     <w:r>
       <w:tab/>
       <w:tab/>
-      <w:t>2026-10-07</w:t>
+      <w:t>2026-10-08</w:t>
       <w:br/>
       <w:br/>
     </w:r>

--- a/klagomål/A 23935-2025 FSC-klagomål.docx
+++ b/klagomål/A 23935-2025 FSC-klagomål.docx
@@ -825,7 +825,7 @@
     <w:r>
       <w:tab/>
       <w:tab/>
-      <w:t>2026-10-08</w:t>
+      <w:t>2026-10-09</w:t>
       <w:br/>
       <w:br/>
     </w:r>

--- a/klagomål/A 23935-2025 FSC-klagomål.docx
+++ b/klagomål/A 23935-2025 FSC-klagomål.docx
@@ -825,7 +825,7 @@
     <w:r>
       <w:tab/>
       <w:tab/>
-      <w:t>2026-10-09</w:t>
+      <w:t>2026-10-10</w:t>
       <w:br/>
       <w:br/>
     </w:r>

--- a/klagomål/A 23935-2025 FSC-klagomål.docx
+++ b/klagomål/A 23935-2025 FSC-klagomål.docx
@@ -825,7 +825,7 @@
     <w:r>
       <w:tab/>
       <w:tab/>
-      <w:t>2026-10-10</w:t>
+      <w:t>2026-10-11</w:t>
       <w:br/>
       <w:br/>
     </w:r>

--- a/klagomål/A 23935-2025 FSC-klagomål.docx
+++ b/klagomål/A 23935-2025 FSC-klagomål.docx
@@ -825,7 +825,7 @@
     <w:r>
       <w:tab/>
       <w:tab/>
-      <w:t>2026-10-11</w:t>
+      <w:t>2026-10-12</w:t>
       <w:br/>
       <w:br/>
     </w:r>

--- a/klagomål/A 23935-2025 FSC-klagomål.docx
+++ b/klagomål/A 23935-2025 FSC-klagomål.docx
@@ -825,7 +825,7 @@
     <w:r>
       <w:tab/>
       <w:tab/>
-      <w:t>2026-10-12</w:t>
+      <w:t>2026-10-13</w:t>
       <w:br/>
       <w:br/>
     </w:r>

--- a/klagomål/A 23935-2025 FSC-klagomål.docx
+++ b/klagomål/A 23935-2025 FSC-klagomål.docx
@@ -825,7 +825,7 @@
     <w:r>
       <w:tab/>
       <w:tab/>
-      <w:t>2026-10-13</w:t>
+      <w:t>2026-10-14</w:t>
       <w:br/>
       <w:br/>
     </w:r>

--- a/klagomål/A 23935-2025 FSC-klagomål.docx
+++ b/klagomål/A 23935-2025 FSC-klagomål.docx
@@ -825,7 +825,7 @@
     <w:r>
       <w:tab/>
       <w:tab/>
-      <w:t>2026-10-14</w:t>
+      <w:t>2026-10-15</w:t>
       <w:br/>
       <w:br/>
     </w:r>

--- a/klagomål/A 23935-2025 FSC-klagomål.docx
+++ b/klagomål/A 23935-2025 FSC-klagomål.docx
@@ -825,7 +825,7 @@
     <w:r>
       <w:tab/>
       <w:tab/>
-      <w:t>2026-10-15</w:t>
+      <w:t>2026-10-16</w:t>
       <w:br/>
       <w:br/>
     </w:r>

--- a/klagomål/A 23935-2025 FSC-klagomål.docx
+++ b/klagomål/A 23935-2025 FSC-klagomål.docx
@@ -825,7 +825,7 @@
     <w:r>
       <w:tab/>
       <w:tab/>
-      <w:t>2026-10-16</w:t>
+      <w:t>2026-10-17</w:t>
       <w:br/>
       <w:br/>
     </w:r>

--- a/klagomål/A 23935-2025 FSC-klagomål.docx
+++ b/klagomål/A 23935-2025 FSC-klagomål.docx
@@ -825,7 +825,7 @@
     <w:r>
       <w:tab/>
       <w:tab/>
-      <w:t>2026-10-17</w:t>
+      <w:t>2026-10-18</w:t>
       <w:br/>
       <w:br/>
     </w:r>

--- a/klagomål/A 23935-2025 FSC-klagomål.docx
+++ b/klagomål/A 23935-2025 FSC-klagomål.docx
@@ -825,7 +825,7 @@
     <w:r>
       <w:tab/>
       <w:tab/>
-      <w:t>2026-10-18</w:t>
+      <w:t>2026-10-19</w:t>
       <w:br/>
       <w:br/>
     </w:r>

--- a/klagomål/A 23935-2025 FSC-klagomål.docx
+++ b/klagomål/A 23935-2025 FSC-klagomål.docx
@@ -825,7 +825,7 @@
     <w:r>
       <w:tab/>
       <w:tab/>
-      <w:t>2026-10-19</w:t>
+      <w:t>2026-10-20</w:t>
       <w:br/>
       <w:br/>
     </w:r>

--- a/klagomål/A 23935-2025 FSC-klagomål.docx
+++ b/klagomål/A 23935-2025 FSC-klagomål.docx
@@ -825,7 +825,7 @@
     <w:r>
       <w:tab/>
       <w:tab/>
-      <w:t>2026-10-20</w:t>
+      <w:t>2026-10-21</w:t>
       <w:br/>
       <w:br/>
     </w:r>

--- a/klagomål/A 23935-2025 FSC-klagomål.docx
+++ b/klagomål/A 23935-2025 FSC-klagomål.docx
@@ -825,7 +825,7 @@
     <w:r>
       <w:tab/>
       <w:tab/>
-      <w:t>2026-10-21</w:t>
+      <w:t>2026-10-22</w:t>
       <w:br/>
       <w:br/>
     </w:r>

--- a/klagomål/A 23935-2025 FSC-klagomål.docx
+++ b/klagomål/A 23935-2025 FSC-klagomål.docx
@@ -825,7 +825,7 @@
     <w:r>
       <w:tab/>
       <w:tab/>
-      <w:t>2026-10-22</w:t>
+      <w:t>2026-10-23</w:t>
       <w:br/>
       <w:br/>
     </w:r>

--- a/klagomål/A 23935-2025 FSC-klagomål.docx
+++ b/klagomål/A 23935-2025 FSC-klagomål.docx
@@ -825,7 +825,7 @@
     <w:r>
       <w:tab/>
       <w:tab/>
-      <w:t>2026-10-23</w:t>
+      <w:t>2026-10-24</w:t>
       <w:br/>
       <w:br/>
     </w:r>

--- a/klagomål/A 23935-2025 FSC-klagomål.docx
+++ b/klagomål/A 23935-2025 FSC-klagomål.docx
@@ -825,7 +825,7 @@
     <w:r>
       <w:tab/>
       <w:tab/>
-      <w:t>2026-10-24</w:t>
+      <w:t>2026-10-25</w:t>
       <w:br/>
       <w:br/>
     </w:r>

--- a/klagomål/A 23935-2025 FSC-klagomål.docx
+++ b/klagomål/A 23935-2025 FSC-klagomål.docx
@@ -825,7 +825,7 @@
     <w:r>
       <w:tab/>
       <w:tab/>
-      <w:t>2026-10-25</w:t>
+      <w:t>2026-10-26</w:t>
       <w:br/>
       <w:br/>
     </w:r>

--- a/klagomål/A 23935-2025 FSC-klagomål.docx
+++ b/klagomål/A 23935-2025 FSC-klagomål.docx
@@ -825,7 +825,7 @@
     <w:r>
       <w:tab/>
       <w:tab/>
-      <w:t>2026-10-26</w:t>
+      <w:t>2026-10-27</w:t>
       <w:br/>
       <w:br/>
     </w:r>

--- a/klagomål/A 23935-2025 FSC-klagomål.docx
+++ b/klagomål/A 23935-2025 FSC-klagomål.docx
@@ -825,7 +825,7 @@
     <w:r>
       <w:tab/>
       <w:tab/>
-      <w:t>2026-10-27</w:t>
+      <w:t>2026-10-28</w:t>
       <w:br/>
       <w:br/>
     </w:r>

--- a/klagomål/A 23935-2025 FSC-klagomål.docx
+++ b/klagomål/A 23935-2025 FSC-klagomål.docx
@@ -825,7 +825,7 @@
     <w:r>
       <w:tab/>
       <w:tab/>
-      <w:t>2026-10-28</w:t>
+      <w:t>2026-10-29</w:t>
       <w:br/>
       <w:br/>
     </w:r>

--- a/klagomål/A 23935-2025 FSC-klagomål.docx
+++ b/klagomål/A 23935-2025 FSC-klagomål.docx
@@ -163,7 +163,7 @@
         <w:pStyle w:val="Title"/>
       </w:pPr>
       <w:r>
-        <w:t>Inledande FSC- /PEFC-klagomål – information om höga naturvärden i avverkningsanmälan A 23935-2025 i Sorsele kommun</w:t>
+        <w:t>Inledande FSC- /PEFC-klagomål – information om höga naturvärden och fridlysta arter i avverkningsanmälan A 23935-2025 i Sorsele kommun</w:t>
       </w:r>
     </w:p>
     <w:p>
@@ -178,7 +178,7 @@
       <w:r>
         <w:drawing>
           <wp:inline xmlns:a="http://schemas.openxmlformats.org/drawingml/2006/main" xmlns:pic="http://schemas.openxmlformats.org/drawingml/2006/picture">
-            <wp:extent cx="5486400" cy="5280896"/>
+            <wp:extent cx="5486400" cy="5409100"/>
             <wp:docPr id="1" name="Picture 1"/>
             <wp:cNvGraphicFramePr>
               <a:graphicFrameLocks noChangeAspect="1"/>
@@ -199,7 +199,7 @@
                   <pic:spPr>
                     <a:xfrm>
                       <a:off x="0" y="0"/>
-                      <a:ext cx="5486400" cy="5280896"/>
+                      <a:ext cx="5486400" cy="5409100"/>
                     </a:xfrm>
                     <a:prstGeom prst="rect"/>
                   </pic:spPr>
@@ -221,7 +221,7 @@
     </w:p>
     <w:p>
       <w:r>
-        <w:t>I avverkningsanmälan finns fynd av 10 naturvårdsarter, varav 10 är rödlistade och 5 är typiska (T): garnlav (VU, T), blanksvart spiklav (NT), blågrå svartspik (NT), dvärgbägarlav (NT, T), gammelgransskål (NT, T), talltagel (NT, T), vaddporing (NT), vedflamlav (NT), vedskivlav (NT, T) och vitgrynig nållav (NT). Se Figur 1.</w:t>
+        <w:t>I avverkningsanmälan finns fynd av 17 naturvårdsarter, varav 16 är rödlistade, 3 är fridlysta och 11 är typiska (T): fläckporing (VU, T), garnlav (VU, T), blanksvart spiklav (NT), blågrå svartspik (NT), dvärgbägarlav (NT, T), gammelgransskål (NT, T), lavskrika (NT, T, §4), rosenticka (NT, T), talltagel (NT, T), tretåig hackspett (NT, T, §4), ullticka (NT, T), vaddporing (NT), vedflamlav (NT), vedskivlav (NT, T), vitgrynig nållav (NT), vitplätt (NT) och tjäder (T, §4). Se Figur 1.</w:t>
       </w:r>
     </w:p>
     <w:p>
@@ -244,7 +244,27 @@
     </w:p>
     <w:p>
       <w:r>
-        <w:t>Nedan följer beskrivningar av de naturvårdsarter och fridlysta arter som har sina livsmiljöer och växtplatser i den avverkningsanmälda skogen. De påträffade naturvårdsarterna är ett tydligt kvitto på att det rör sig om en skog med höga naturvärden.</w:t>
+        <w:t>Nedan följer beskrivningar av de naturvårdsarter och fridlysta arter som har sina livsmiljöer och växtplatser i den avverkningsanmälda skogen. Se även ytterligare artfakta i BILAGA 1. De påträffade naturvårdsarterna är ett tydligt kvitto på att det rör sig om en skog med höga naturvärden.</w:t>
+      </w:r>
+    </w:p>
+    <w:p>
+      <w:r>
+        <w:rPr>
+          <w:b/>
+        </w:rPr>
+        <w:t>Fläckporing (VU)</w:t>
+      </w:r>
+      <w:r>
+        <w:t xml:space="preserve"> är en mycket bra signalart som visar på tallnaturskogar med höga naturvärden. Den är placerad högst upp i Skogsstyrelsens värdepyramid för bedömning av skog med höga naturvärden och indikerar områden som är mer eller mindre opåverkade av skogsbruk och där det funnits en kontinuitet av tallågor i olika nedbrytningsstadier. För att på lång sikt bibehålla livskraftiga populationer i ett område behövs troligen större skyddade områden som tillåter att man upprätthåller en naturlig branddynamik. Fläckporing är typisk art för </w:t>
+      </w:r>
+      <w:r>
+        <w:rPr>
+          <w:i/>
+        </w:rPr>
+        <w:t>9010 Taiga</w:t>
+      </w:r>
+      <w:r>
+        <w:t xml:space="preserve"> (SLU Artdatabanken, 2024; Nitare &amp; Skogsstyrelsen, 2019).</w:t>
       </w:r>
     </w:p>
     <w:p>
@@ -343,10 +363,10 @@
         <w:rPr>
           <w:b/>
         </w:rPr>
-        <w:t>Talltagel (NT)</w:t>
-      </w:r>
-      <w:r>
-        <w:t xml:space="preserve"> är en boreal art som förekommer på tall i äldre, öppna tallskogar. Den påverkas negativt av brist på kontinuitetsskog och minskningstakten bedöms vara nära gränsvärdet för Sårbar (VU). Talltagel är typisk art för </w:t>
+        <w:t>Lavskrika (NT, §4)</w:t>
+      </w:r>
+      <w:r>
+        <w:t xml:space="preserve"> är rödlistad som nära hotad och fridlyst enligt 4§ artskyddsförordningen. Den har minskat med 20 (10–30) % under de senaste 15 åren och minskningstakten bedöms vara nära gränsvärdet för sårbar (VU). Lavskrikan är en mycket stationär fågel, som häckar i äldre, slutna och hänglavsrika barrskogar. Nyckelfaktorer är flerskiktad skog med rik undervegetation samt riklig förekomst av hänglavar. Reviren är livslånga med hemområden som varierar mellan 50 och 150 ha. Inom ett revir av hög kvalitet finns det som regel ett eller flera kärnområden (1–20 ha) med relativt tät flerskiktad granskog. Arten missgynnas när flerskiktad skog omförs till enskiktade bestånd och även röjning och hård gallring är starkt negativt. Lavskrikan har relativt stora hemområden och försvinner när den äldre skogen fragmenteras, särskilt allvarligt är när kärnområdena avverkas. Den försvinner successivt framför allt vid dess utbredningsgränser och populationen har minskat kontinuerligt under 2000-talet. Lavskrika är typisk art för </w:t>
       </w:r>
       <w:r>
         <w:rPr>
@@ -355,7 +375,141 @@
         <w:t>9010 Taiga</w:t>
       </w:r>
       <w:r>
+        <w:t xml:space="preserve"> (SLU Artdatabanken, 2026; Skogsstyrelsen 2016).</w:t>
+      </w:r>
+    </w:p>
+    <w:p>
+      <w:r>
+        <w:rPr>
+          <w:b/>
+        </w:rPr>
+        <w:t>Rosenticka (NT)</w:t>
+      </w:r>
+      <w:r>
+        <w:t xml:space="preserve">, rödlistad som nära hotad, ingår i en karaktäristisk association av vedsvampar som växer på gamla, grova granlågor i urskogsartade barrskogar. Den är placerad i toppen av Skogsstyrelsens värdepyramid för bedömning av skog med höga naturvärden och indikerar ett granskogsekosystem med långvarig kontinuitet av grova lågor. Artens beroende av grova granlågor innebär att alla skogsskötselåtgärder på eller i omedelbar närhet av lokalerna utgör ett hot på lång sikt. Det är angeläget att populationerna inte ytterligare glesas ut och ett tillräckligt antal områden där arten nu finns måste sparas för framtiden. Rosenticka är typisk art för </w:t>
+      </w:r>
+      <w:r>
+        <w:rPr>
+          <w:i/>
+        </w:rPr>
+        <w:t xml:space="preserve">9010 Taiga </w:t>
+      </w:r>
+      <w:r>
+        <w:t xml:space="preserve">och </w:t>
+      </w:r>
+      <w:r>
+        <w:rPr>
+          <w:i/>
+        </w:rPr>
+        <w:t>9050 Näringsrik granskog</w:t>
+      </w:r>
+      <w:r>
+        <w:t xml:space="preserve"> (Nitare &amp; Skogsstyrelsen, 2019; SLU Artdatabanken, 2024).</w:t>
+      </w:r>
+    </w:p>
+    <w:p>
+      <w:r>
+        <w:rPr>
+          <w:b/>
+        </w:rPr>
+        <w:t>Talltagel (NT)</w:t>
+      </w:r>
+      <w:r>
+        <w:t xml:space="preserve"> är en boreal art som förekommer på tall i äldre, öppna tallskogar. Den påverkas negativt av brist på kontinuitetsskog och minskningstakten bedöms vara nära gränsvärdet för Sårbar (VU). Talltagel är typisk art för </w:t>
+      </w:r>
+      <w:r>
+        <w:rPr>
+          <w:i/>
+        </w:rPr>
+        <w:t>9010 Taiga</w:t>
+      </w:r>
+      <w:r>
         <w:t xml:space="preserve"> (SLU Artdatabanken, 2026).</w:t>
+      </w:r>
+    </w:p>
+    <w:p>
+      <w:r>
+        <w:rPr>
+          <w:b/>
+        </w:rPr>
+        <w:t>Tretåig hackspett (NT, §4)</w:t>
+      </w:r>
+      <w:r>
+        <w:t xml:space="preserve"> är rödlistad som nära hotad och ingår i bilaga 1 i EU:s fågeldirektiv. Tretåig hackspett är för sin överlevnad beroende av kontinuerlig tillförsel av äldre döende och död ved, som sker genom naturliga självgallringsprocesser i äldre grannaturskogar och barrblandade naturskogar. Om en skog genom skogsbruk gallras eller glesas ur så upphör och uteblir i stort sett den naturliga självgallringsprocessen för mycket lång tid framöver vilket omöjliggör upprätthållandet av den kontinuerliga ekologiska funktionen i ett område. Det finns studier som visar att naturskogens självgallringsprocess som den tretåiga hackspetten är beroende av, inte kan ersättas med efterlämnad hänsyn i skogsbruket (Imbeau &amp; Desrochers, 2002). Storleken på häckningsreviret varierar med skogstypen, förekomsten av död ved och graden av fragmentering, men är i allmänhet i storleksordningen 25–100 hektar. Vintertid krävs ofta betydligt större områden och det finns studier som antyder att arten behöver minst 100 hektar äldre skog. I områden med låg bonitet kan det behövas över 200 hektar lämpligt habitat för att ett par ska kunna reproducera sig. Områden med dokumenterad permanent förekomst i naturskogsmiljöer har vanligen så stora naturvärden att skogsbruk är olämpligt. Tretåig hackspett är typisk art för </w:t>
+      </w:r>
+      <w:r>
+        <w:rPr>
+          <w:i/>
+        </w:rPr>
+        <w:t xml:space="preserve">9010 Taiga, 9740 Skogsbevuxen myr, 9030 Landhöjningsskog </w:t>
+      </w:r>
+      <w:r>
+        <w:t xml:space="preserve">och </w:t>
+      </w:r>
+      <w:r>
+        <w:rPr>
+          <w:i/>
+        </w:rPr>
+        <w:t>9040 Fjällbjörkskog</w:t>
+      </w:r>
+      <w:r>
+        <w:t xml:space="preserve"> (Skogsstyrelsen, 2016; SLU Artdatabanken, 2024).</w:t>
+      </w:r>
+    </w:p>
+    <w:p>
+      <w:r>
+        <w:rPr>
+          <w:b/>
+        </w:rPr>
+        <w:t>Ullticka (NT)</w:t>
+      </w:r>
+      <w:r>
+        <w:t xml:space="preserve"> är knuten till restbestånd av barrnaturskog och förekommer med ett tydligt optimum i orörda eller måttligt påverkade gamla granskogar där det föreligger viss kontinuitet av grov död ved. Ullticka är en bra signalart inom hela sitt utbredningsområde och i södra Sverige är den sällsynt och en god signalart för skyddsvärda granskogsmiljöer. Den hotas av avverkning och fragmentering av naturskog och äldre granskog med lång trädkontinuitet. På ullticka kan ibland ulltickeporing (VU) påträffas - det är en sällsynt ticka som nyligen delats upp i de tre olika arterna ulltickeporing </w:t>
+      </w:r>
+      <w:r>
+        <w:rPr>
+          <w:i/>
+        </w:rPr>
+        <w:t xml:space="preserve">Skeletocutis brevispora </w:t>
+      </w:r>
+      <w:r>
+        <w:t>(VU)</w:t>
+      </w:r>
+      <w:r>
+        <w:rPr>
+          <w:i/>
+        </w:rPr>
+        <w:t>, Skeletocutis delicata</w:t>
+      </w:r>
+      <w:r>
+        <w:t xml:space="preserve"> (VU)</w:t>
+      </w:r>
+      <w:r>
+        <w:rPr>
+          <w:i/>
+        </w:rPr>
+        <w:t xml:space="preserve"> och Skeletocutis exilis</w:t>
+      </w:r>
+      <w:r>
+        <w:t xml:space="preserve"> (NT). Ullticka är typisk art för </w:t>
+      </w:r>
+      <w:r>
+        <w:rPr>
+          <w:i/>
+        </w:rPr>
+        <w:t xml:space="preserve">9010 Taiga, 9050 Näringsrik granskog </w:t>
+      </w:r>
+      <w:r>
+        <w:t xml:space="preserve">och </w:t>
+      </w:r>
+      <w:r>
+        <w:rPr>
+          <w:i/>
+        </w:rPr>
+        <w:t>9030 Landhöjningsskog</w:t>
+      </w:r>
+      <w:r>
+        <w:t xml:space="preserve"> (SLU Artdatabanken, 2026; Nitare &amp; Skogsstyrelsen, 2019; Miettinen &amp; Niemelä, 2018).</w:t>
       </w:r>
     </w:p>
     <w:p>
@@ -418,6 +572,46 @@
       </w:r>
       <w:r>
         <w:t xml:space="preserve"> växer nästan uteslutande på bark av gamla, senvuxna granar i skuggiga lägen med hög och jämn luftfuktighet. Den vanligaste naturtypen för arten är kontinuitetsskogar på frisk mark men den finns också i sumpgranskogar. På lång sikt utgör avverkningar av olikåldriga granskogar av naturskogskaraktär ett allvarligt hot mot arten och skogsbruksåtgärder på eller i närheten av växtplatserna bör undvikas. Naturskogsartade, fuktiga granskogar med förekomster av arten signalerar höga biologiska värden och bör bevaras (SLU Artdatabanken, 2024; Nitare &amp; Skogsstyrelsen, 2019).</w:t>
+      </w:r>
+    </w:p>
+    <w:p>
+      <w:r>
+        <w:rPr>
+          <w:b/>
+        </w:rPr>
+        <w:t>Vitplätt (NT)</w:t>
+      </w:r>
+      <w:r>
+        <w:t xml:space="preserve"> är en nedbrytare av död, hård och torr tallved och orsakar brunröta. Den förekommer mest i äldre, naturskogsliknande tallskog eller blandskog med äldre tall. Arten hotas av avverkning av gammal, senvuxen tall. I södra Sverige råder brist på lämpliga habitat och arten kan inte längre sprida sig utanför sina få kända växtplatser. Lokaler med gammal tall bör undantas från skogsbruk, i synnerhet i södra Sverige (SLU Artdatabanken, 2024).</w:t>
+      </w:r>
+    </w:p>
+    <w:p>
+      <w:r>
+        <w:rPr>
+          <w:b/>
+        </w:rPr>
+        <w:t>Tjäder (§4)</w:t>
+      </w:r>
+      <w:r>
+        <w:t xml:space="preserve"> omfattas av bilaga 1 och 2 EU:s fågeldirektiv och är typisk art för </w:t>
+      </w:r>
+      <w:r>
+        <w:rPr>
+          <w:i/>
+        </w:rPr>
+        <w:t xml:space="preserve">9010 Taiga </w:t>
+      </w:r>
+      <w:r>
+        <w:t xml:space="preserve">och </w:t>
+      </w:r>
+      <w:r>
+        <w:rPr>
+          <w:i/>
+        </w:rPr>
+        <w:t>9740 Skogsbevuxen myr</w:t>
+      </w:r>
+      <w:r>
+        <w:t>. Tjädern är en utpräglad skogsfågel knuten till större sammanhängande barrskogsområden. Tupparna och hönorna utnyttjar till viss del olika miljöer, och habitatvalet varierar dessutom mellan olika delar av året. För att det ska finnas livskraftiga tjäderbestånd krävs funktionella skogslandskap med en blandning av uppvuxen, gles och luckig skog, täta sumpskogar, myrar och andra små våtmarker. Arten försvinner när skogen fragmenteras och den sammanlagda arealen hyggen och andra öppna områden blir för stor. Ett småskaligt och försiktigt virkesuttag genom hyggesfria metoder kan i vissa fall vara möjligt i området inom 200 m från lekcentrum. Längre ut från lekcentrum, inom 200–500 m bör den avverkade ytan inte överskrida 1 hektar för att undvika alltför stora och snabba förändringar (Skogsstyrelsen, 2019; SLU Artdatabanken, 2024).</w:t>
       </w:r>
     </w:p>
     <w:p>
@@ -472,6 +666,22 @@
       <w:r>
         <w:t>I den avverkningsanmälda skogen har fridlysta arter sina livsmiljöer och växtplatser. Att skada de fridlysta arternas livsmiljöer, växtplatser eller ekologiska funktion är inte tillåtet enligt artskyddsförordningen.</w:t>
       </w:r>
+      <w:r>
+        <w:rPr>
+          <w:i/>
+        </w:rPr>
+        <w:t xml:space="preserve"> EU:s medlemsländer och skogsbolag är skyldiga att agera i enlighet med EU:s fågeldirektiv där det uttryckligen står att direktivet gäller för fåglar samt för deras ägg, bon och </w:t>
+      </w:r>
+      <w:r>
+        <w:rPr>
+          <w:b/>
+          <w:i/>
+        </w:rPr>
+        <w:t xml:space="preserve">livsmiljöer </w:t>
+      </w:r>
+      <w:r>
+        <w:t>(artikel 1). Vidare att de åtgärder som vidtas inte får leda till en försämring av den nuvarande situationen beträffande bevarandet av de fågelarter som avses i artikel 1 (artikel 13).</w:t>
+      </w:r>
     </w:p>
     <w:p>
       <w:r>
@@ -510,7 +720,7 @@
         <w:rPr>
           <w:i/>
         </w:rPr>
-        <w:t>I det avverkningsanmälda skogsområdet har 10 naturvårdsarter varav 10 rödlistade arter sina livsmiljöer och växtplatser.</w:t>
+        <w:t>I det avverkningsanmälda skogsområdet har 17 naturvårdsarter varav 16 rödlistade arter sina livsmiljöer och växtplatser.</w:t>
       </w:r>
     </w:p>
     <w:p>
@@ -695,6 +905,375 @@
           <w:i/>
         </w:rPr>
         <w:t>I den avverkningsanmälda skogen har fridlysta arter sina livsmiljöer och växtplatser. Att skada de fridlysta arternas livsmiljöer, växtplatser eller ekologiska funktion är inte tillåtet enligt artskyddsförordningen</w:t>
+      </w:r>
+    </w:p>
+    <w:p>
+      <w:r>
+        <w:br w:type="page"/>
+      </w:r>
+    </w:p>
+    <w:p>
+      <w:pPr>
+        <w:pStyle w:val="Title"/>
+      </w:pPr>
+      <w:r>
+        <w:t>BILAGA 1 – Fridlysta arter</w:t>
+      </w:r>
+    </w:p>
+    <w:p>
+      <w:pPr>
+        <w:pStyle w:val="Heading1"/>
+      </w:pPr>
+      <w:r>
+        <w:t>Lavskrika – ekologi samt krav på livsmiljön</w:t>
+      </w:r>
+    </w:p>
+    <w:p>
+      <w:r>
+        <w:t>Lavskrika är rödlistad som nära hotad (NT), fridlyst enligt 4 § artskyddsförordningen (2007:845) och ingår i förteckningen över prioriterade arter i Skogsstyrelsens föreskrifter och allmänna råd (SKSFS 2011:7) bilaga 4. Lavskrikan är en mycket stationär fågel, som häckar i äldre, slutna och hänglavsrika barrskogar. Nyckelfaktorer är flerskiktad skog med rik undervegetation samt riklig förekomst av hänglavar (SLU Artdatabanken, 2026).</w:t>
+      </w:r>
+    </w:p>
+    <w:p>
+      <w:r>
+        <w:t xml:space="preserve">I Skogsstyrelsens vägledning för hänsyn till fåglar står bland annat att: </w:t>
+      </w:r>
+      <w:r>
+        <w:rPr>
+          <w:i/>
+        </w:rPr>
+        <w:t>“Reviren är livslånga med hemområden som varierar mellan 50 och 150 ha. Hemområdena har inga fasta gränser utan det handlar mera om de yttre gränserna för familjegruppernas rörelser. Lavskrikan undviker att förflytta sig över stora öppna områden och hemområdesstorleken är därför större i områden fragmenterade av hyggen och yngre skog än i områden med i sammanhängande äldre skog. Det finns studier som antyder att det inom ett revir bör finnas maximalt 15 % öppna ytor och ungskog. Inom ett revir av hög kvalitet finns det som regel ett eller flera kärnområden (1–20 ha) med relativt tät flerskiktad granskog.”</w:t>
+      </w:r>
+      <w:r>
+        <w:t xml:space="preserve"> Vidare att: </w:t>
+      </w:r>
+      <w:r>
+        <w:rPr>
+          <w:i/>
+        </w:rPr>
+        <w:t>“Arten missgynnas när flerskiktad skog omförs till enskiktade bestånd. Även skogsskötsel med återkommande röjning och hård gallring är starkt negativt. Lavskrikan har relativt stora hemområden och försvinner när den äldre skogen fragmenteras, särskilt allvarligt är när kärnområdena avverkas.”</w:t>
+      </w:r>
+      <w:r>
+        <w:t xml:space="preserve"> (Skogsstyrelsen 2016).</w:t>
+      </w:r>
+    </w:p>
+    <w:p>
+      <w:r>
+        <w:t xml:space="preserve">Populationen har minskat med 20 (10–30) % under de senaste 15 åren och minskningstakten bedöms vara nära gränsvärdet för sårbar (VU). Arten försvinner successivt framför allt vid dess utbredningsgränser och populationen har minskat kontinuerligt under 2000-talet. Lavskrika är typisk art för </w:t>
+      </w:r>
+      <w:r>
+        <w:rPr>
+          <w:i/>
+        </w:rPr>
+        <w:t>9010 Taiga</w:t>
+      </w:r>
+      <w:r>
+        <w:t xml:space="preserve"> (SLU Artdatabanken, 2026).</w:t>
+      </w:r>
+    </w:p>
+    <w:p>
+      <w:pPr>
+        <w:pStyle w:val="Heading2"/>
+      </w:pPr>
+      <w:r>
+        <w:t>Referenser – lavskrika</w:t>
+      </w:r>
+    </w:p>
+    <w:p>
+      <w:r>
+        <w:t xml:space="preserve">Skogsstyrelsen, 2016. </w:t>
+      </w:r>
+      <w:r>
+        <w:rPr>
+          <w:i/>
+        </w:rPr>
+        <w:t xml:space="preserve">Vägledning för hänsyn till fåglar – lavskrika. </w:t>
+      </w:r>
+      <w:r>
+        <w:t>https://www.skogsstyrelsen.se/globalassets/lag-och-tillsyn/artskydd/vagledningar-for-hansyn-till-faglar/lavskrika-vagledning-hansyn.pdf</w:t>
+      </w:r>
+    </w:p>
+    <w:p>
+      <w:r>
+        <w:t xml:space="preserve">SLU Artdatabanken, 2026. </w:t>
+      </w:r>
+      <w:r>
+        <w:rPr>
+          <w:i/>
+        </w:rPr>
+        <w:t xml:space="preserve">Artfaktablad. Naturvård – artfakta. </w:t>
+      </w:r>
+      <w:r>
+        <w:t>SLU Artdatabanken, Uppsala</w:t>
+      </w:r>
+    </w:p>
+    <w:p>
+      <w:pPr>
+        <w:pStyle w:val="Heading1"/>
+      </w:pPr>
+      <w:r>
+        <w:t>Tretåig hackspett – ekologi samt krav på livsmiljön</w:t>
+      </w:r>
+    </w:p>
+    <w:p>
+      <w:r>
+        <w:t xml:space="preserve">Tretåig hackspett (NT) är fridlyst enligt §4 Artskyddsförordningen och finns med som prioriterad art i Skogsstyrelsen vägledning för skogsbruket (bilaga 4 till SVL). I vägledningen står bland annat att: </w:t>
+      </w:r>
+      <w:r>
+        <w:rPr>
+          <w:i/>
+        </w:rPr>
+        <w:t xml:space="preserve">“Tretåig hackspett har stora arealkrav och höga krav på sin livsmiljö. Omdaningen av naturskogar till kulturskogar medför en förlust av viktiga miljöer, något som förstärks av ökad fragmentering till följd av avverkningar.” </w:t>
+      </w:r>
+      <w:r>
+        <w:t xml:space="preserve">Vidare att: </w:t>
+      </w:r>
+      <w:r>
+        <w:rPr>
+          <w:i/>
+        </w:rPr>
+        <w:t>“Områden med dokumenterad permanent förekomst i naturskogsmiljöer har vanligen så stora naturvärden att skogsbruk är olämpligt”</w:t>
+      </w:r>
+      <w:r>
+        <w:t xml:space="preserve"> (SLU Artdatabanken, 2024; Skogsstyrelsen, 2016)</w:t>
+      </w:r>
+      <w:r>
+        <w:rPr>
+          <w:i/>
+        </w:rPr>
+        <w:t>.</w:t>
+      </w:r>
+    </w:p>
+    <w:p>
+      <w:r>
+        <w:t>Tretåig hackspett är beroende av större sammanhängande naturskogar med kontinuerlig tillgång och nybildning av död ved och fragmentering av livsmiljöerna utgör ett stort hot mot arten (se exempelvis Stachura-Skierczynska et al., 2009; Wesolowski et al., 2005; Butler et al., 2004; Pakkala et al., 2002; Amcoff et al., 1996; Virkkala, 1991). Det finns studier som visar att naturskogens självgallringsprocess som den tretåiga hackspetten är beroende av, inte kan ersättas med efterlämnad hänsyn i skogsbruket (Imbeau &amp; Desrochers, 2002).</w:t>
+      </w:r>
+    </w:p>
+    <w:p>
+      <w:r>
+        <w:t>Permanenta revir av tretåig hackspett karaktäriseras ofta av artens typiska ringformigt ordnade hackmärken på framför allt gamla granar. För att säkerställa att inte revir av tretåig hackspett drabbas av avverkningsplanerna bör en inventering göras i området både under häckningstid och under vintern, då arten utnyttjar betydligt större områden än under sommarens häckningsrevir. Storleken på häckningsreviret varierar med skogstypen, förekomsten av död ved och graden av fragmentering, men är i allmänhet i storleksordningen 25–100 hektar (SLU Artdatabanken, 2024; Skogsstyrelsen, 2016).</w:t>
+      </w:r>
+    </w:p>
+    <w:p>
+      <w:r>
+        <w:t xml:space="preserve">Förutom fridlysning enligt §4 Artskyddsförordningen är tretåig hackspett även förtecknad i EU:s fågeldirektiv bilaga 1. Den är typisk art för </w:t>
+      </w:r>
+      <w:r>
+        <w:rPr>
+          <w:i/>
+        </w:rPr>
+        <w:t xml:space="preserve">9010 Taiga, 9740 Skogsbevuxen myr, 9030 Landhöjningsskog </w:t>
+      </w:r>
+      <w:r>
+        <w:t xml:space="preserve">och </w:t>
+      </w:r>
+      <w:r>
+        <w:rPr>
+          <w:i/>
+        </w:rPr>
+        <w:t>9040 Fjällbjörkskog</w:t>
+      </w:r>
+      <w:r>
+        <w:t xml:space="preserve"> samt ingår i Natura 2000 och är förtecknad i Bernkonventionen bilaga II (strikt skyddade djurarter) (SLU Artdatabanken, 2024; Skogsstyrelsen, 2016).</w:t>
+      </w:r>
+    </w:p>
+    <w:p>
+      <w:pPr>
+        <w:pStyle w:val="Heading2"/>
+      </w:pPr>
+      <w:r>
+        <w:t>Referenser – tretåig hackspett</w:t>
+      </w:r>
+    </w:p>
+    <w:p>
+      <w:r>
+        <w:t xml:space="preserve">Amcoff, M. &amp; Eriksson, P. 1996. </w:t>
+      </w:r>
+      <w:r>
+        <w:rPr>
+          <w:i/>
+        </w:rPr>
+        <w:t xml:space="preserve">Förekomst av tretåig hackspett Picoides tridactylus på bestånds- och landskapsnivå. </w:t>
+      </w:r>
+      <w:r>
+        <w:t>Ornis Svecica 6: 107–119.</w:t>
+      </w:r>
+    </w:p>
+    <w:p>
+      <w:r>
+        <w:t xml:space="preserve">Butler, R., Angelstam, P., Ekelund, P. &amp; Schlaeffer, R. 2004. </w:t>
+      </w:r>
+      <w:r>
+        <w:rPr>
+          <w:i/>
+        </w:rPr>
+        <w:t xml:space="preserve">Dead wood threshold values for the three-toed woodpecker presence in boreal and sub-Alpine forest. </w:t>
+      </w:r>
+      <w:r>
+        <w:t>Biological conservation 119(3): 305–318.</w:t>
+      </w:r>
+    </w:p>
+    <w:p>
+      <w:r>
+        <w:t xml:space="preserve">Imbeau, L. &amp; Desrochers, A. 2002. </w:t>
+      </w:r>
+      <w:r>
+        <w:rPr>
+          <w:i/>
+        </w:rPr>
+        <w:t xml:space="preserve">Foraging Ecology and Use of Drumming Trees by Three-Toed Woodpeckers. </w:t>
+      </w:r>
+      <w:r>
+        <w:t>The Journal of Wildlife Management. Vol. 66, No. 1 (Jan., 2002), pp. 222–231.</w:t>
+      </w:r>
+    </w:p>
+    <w:p>
+      <w:r>
+        <w:t xml:space="preserve">Pakkala, T., Hanski, I. &amp; Tomppo, E. 2002. </w:t>
+      </w:r>
+      <w:r>
+        <w:rPr>
+          <w:i/>
+        </w:rPr>
+        <w:t xml:space="preserve">Spatial ecology of the three-toed woodpecker in managed forest landscapes. </w:t>
+      </w:r>
+      <w:r>
+        <w:t>Silva Fennica 36(1): 279–288.</w:t>
+      </w:r>
+    </w:p>
+    <w:p>
+      <w:r>
+        <w:t xml:space="preserve">Skogsstyrelsen, 2016. </w:t>
+      </w:r>
+      <w:r>
+        <w:rPr>
+          <w:i/>
+        </w:rPr>
+        <w:t>Vägledning för hänsyn till fåglar – Tretåig hackspett.</w:t>
+      </w:r>
+    </w:p>
+    <w:p>
+      <w:r>
+        <w:t xml:space="preserve">SLU Artdatabanken, 2024. </w:t>
+      </w:r>
+      <w:r>
+        <w:rPr>
+          <w:i/>
+        </w:rPr>
+        <w:t xml:space="preserve">Artfaktablad. Naturvård – artfakta. </w:t>
+      </w:r>
+      <w:r>
+        <w:t>SLU Artdatabanken, Uppsala.</w:t>
+      </w:r>
+    </w:p>
+    <w:p>
+      <w:r>
+        <w:t xml:space="preserve">Stachura-Skierczynska, K., Tumiel, T. &amp; Skierczynski, M. 2009. </w:t>
+      </w:r>
+      <w:r>
+        <w:rPr>
+          <w:i/>
+        </w:rPr>
+        <w:t xml:space="preserve">Habitat prediction model for three-toed woodpecker and its implications for the conservation of biologically valuable forests. </w:t>
+      </w:r>
+      <w:r>
+        <w:t>Forest Ecology and Management 258(5): 697–703.</w:t>
+      </w:r>
+    </w:p>
+    <w:p>
+      <w:r>
+        <w:t xml:space="preserve">Virkkala, R. 1991. </w:t>
+      </w:r>
+      <w:r>
+        <w:rPr>
+          <w:i/>
+        </w:rPr>
+        <w:t xml:space="preserve">Population trends of forest birds in a Finnish Lapland landscape of large habitat blocks – Consequences of stochastic environmental variation or regional habitat alteration. </w:t>
+      </w:r>
+      <w:r>
+        <w:t>Biological conservation 56(2): 223–240.</w:t>
+      </w:r>
+    </w:p>
+    <w:p>
+      <w:r>
+        <w:t xml:space="preserve">Wesolowski, T., Czeszczewik, D. &amp; Rowinski, P. 2005. </w:t>
+      </w:r>
+      <w:r>
+        <w:rPr>
+          <w:i/>
+        </w:rPr>
+        <w:t xml:space="preserve">Effects of forest management on Three-toed Woodpecker Picoides tridactylus distribution in the Bialowieza Forest (NE Poland): conservation implications. </w:t>
+      </w:r>
+      <w:r>
+        <w:t>Acta Ornithologica 40(1): 53–60.</w:t>
+      </w:r>
+    </w:p>
+    <w:p>
+      <w:pPr>
+        <w:pStyle w:val="Heading1"/>
+      </w:pPr>
+      <w:r>
+        <w:t>Tjäder – ekologi samt krav på livsmiljön</w:t>
+      </w:r>
+    </w:p>
+    <w:p>
+      <w:r>
+        <w:t xml:space="preserve">Tjäder (§4) omfattas av bilaga 1 och 2 EU:s fågeldirektiv och är typisk art för </w:t>
+      </w:r>
+      <w:r>
+        <w:rPr>
+          <w:i/>
+        </w:rPr>
+        <w:t xml:space="preserve">9010 Taiga </w:t>
+      </w:r>
+      <w:r>
+        <w:t xml:space="preserve">och </w:t>
+      </w:r>
+      <w:r>
+        <w:rPr>
+          <w:i/>
+        </w:rPr>
+        <w:t>9740 Skogsbevuxen myr</w:t>
+      </w:r>
+      <w:r>
+        <w:t>. Tjädern är en utpräglad skogsfågel knuten till större sammanhängande barrskogsområden. Tupparna och hönorna utnyttjar till viss del olika miljöer, och habitatvalet varierar dessutom mellan olika delar av året. För att det ska finnas livskraftiga tjäderbestånd krävs funktionella skogslandskap med en blandning av uppvuxen, gles och luckig skog, täta sumpskogar, myrar och andra små våtmarker (Skogsstyrelsen, 2019; SLU Artdatabanken 2024).</w:t>
+      </w:r>
+    </w:p>
+    <w:p>
+      <w:r>
+        <w:t>Arten försvinner när skogen fragmenteras och den sammanlagda arealen hyggen och andra öppna områden blir för stor. Ett småskaligt och försiktigt virkesuttag genom hyggesfria metoder kan i vissa fall vara möjligt i området inom 200 m från lekcentrum. Längre ut från lekcentrum, inom 200–500 m bör den avverkade ytan inte överskrida 1 hektar för att undvika alltför stora och snabba förändringar (Skogsstyrelsen, 2019).</w:t>
+      </w:r>
+    </w:p>
+    <w:p>
+      <w:pPr>
+        <w:pStyle w:val="Heading2"/>
+      </w:pPr>
+      <w:r>
+        <w:t>Referenser – tjäder</w:t>
+      </w:r>
+    </w:p>
+    <w:p>
+      <w:r>
+        <w:t xml:space="preserve">Skogsstyrelsen, 2019. </w:t>
+      </w:r>
+      <w:r>
+        <w:rPr>
+          <w:i/>
+        </w:rPr>
+        <w:t>Vägledning för hänsyn till fåglar – tjäder.</w:t>
+      </w:r>
+    </w:p>
+    <w:p>
+      <w:r>
+        <w:t xml:space="preserve">SLU Artdatabanken, 2024. </w:t>
+      </w:r>
+      <w:r>
+        <w:rPr>
+          <w:i/>
+        </w:rPr>
+        <w:t xml:space="preserve">Artfaktablad. Naturvård – artfakta. </w:t>
+      </w:r>
+      <w:r>
+        <w:t>SLU Artdatabanken, Uppsala</w:t>
       </w:r>
     </w:p>
     <w:sectPr>
@@ -825,7 +1404,7 @@
     <w:r>
       <w:tab/>
       <w:tab/>
-      <w:t>2026-10-29</w:t>
+      <w:t>2026-10-31</w:t>
       <w:br/>
       <w:br/>
     </w:r>
